--- a/z reports/CHY report w7 - err, pynq, ref.docx
+++ b/z reports/CHY report w7 - err, pynq, ref.docx
@@ -9,6 +9,15 @@
       <w:r>
         <w:t>Week 7</w:t>
       </w:r>
+      <w:r>
+        <w:t xml:space="preserve">: </w:t>
+      </w:r>
+      <w:r>
+        <w:t>6-10</w:t>
+      </w:r>
+      <w:r>
+        <w:t>July 2026</w:t>
+      </w:r>
     </w:p>
     <w:p>
       <w:pPr>
@@ -26,9 +35,8 @@
           <w:sz w:val="36"/>
           <w:szCs w:val="32"/>
         </w:rPr>
-        <w:t xml:space="preserve">1. </w:t>
-      </w:r>
-      <w:proofErr w:type="spellStart"/>
+        <w:t>1. Prunability</w:t>
+      </w:r>
       <w:r>
         <w:rPr>
           <w:rFonts w:eastAsiaTheme="majorEastAsia"/>
@@ -37,28 +45,7 @@
           <w:sz w:val="36"/>
           <w:szCs w:val="32"/>
         </w:rPr>
-        <w:t>Prunability</w:t>
-      </w:r>
-      <w:proofErr w:type="spellEnd"/>
-      <w:r>
-        <w:rPr>
-          <w:rFonts w:eastAsiaTheme="majorEastAsia"/>
-          <w:b/>
-          <w:bCs/>
-          <w:sz w:val="36"/>
-          <w:szCs w:val="32"/>
-        </w:rPr>
-        <w:t xml:space="preserve"> / </w:t>
-      </w:r>
-      <w:r>
-        <w:rPr>
-          <w:rFonts w:eastAsiaTheme="majorEastAsia"/>
-          <w:b/>
-          <w:bCs/>
-          <w:sz w:val="36"/>
-          <w:szCs w:val="32"/>
-        </w:rPr>
-        <w:t>Pruning</w:t>
+        <w:t xml:space="preserve"> / Pruning</w:t>
       </w:r>
     </w:p>
     <w:p>
@@ -4415,7 +4402,6 @@
         </w:rPr>
         <w:t xml:space="preserve">y = </w:t>
       </w:r>
-      <w:proofErr w:type="spellStart"/>
       <w:r>
         <w:rPr>
           <w:rFonts w:eastAsiaTheme="majorEastAsia"/>
@@ -4434,7 +4420,6 @@
         </w:rPr>
         <w:t>_or_Concat_or_Upsample</w:t>
       </w:r>
-      <w:proofErr w:type="spellEnd"/>
       <w:r>
         <w:rPr>
           <w:rFonts w:eastAsiaTheme="majorEastAsia"/>
@@ -4482,7 +4467,6 @@
         </w:rPr>
         <w:t xml:space="preserve">0, </w:t>
       </w:r>
-      <w:proofErr w:type="spellStart"/>
       <w:r>
         <w:rPr>
           <w:rFonts w:eastAsiaTheme="majorEastAsia"/>
@@ -4507,7 +4491,6 @@
         </w:rPr>
         <w:t>_std</w:t>
       </w:r>
-      <w:proofErr w:type="spellEnd"/>
       <w:r>
         <w:rPr>
           <w:rFonts w:eastAsiaTheme="majorEastAsia"/>
@@ -4520,14 +4503,12 @@
         </w:rPr>
         <w:t xml:space="preserve">* </w:t>
       </w:r>
-      <w:proofErr w:type="spellStart"/>
       <w:r>
         <w:rPr>
           <w:rFonts w:eastAsiaTheme="majorEastAsia"/>
         </w:rPr>
         <w:t>noise_ratio</w:t>
       </w:r>
-      <w:proofErr w:type="spellEnd"/>
       <w:r>
         <w:rPr>
           <w:rFonts w:eastAsiaTheme="majorEastAsia"/>
@@ -4607,7 +4588,6 @@
           <w:rFonts w:eastAsiaTheme="majorEastAsia"/>
         </w:rPr>
       </w:pPr>
-      <w:proofErr w:type="spellStart"/>
       <w:r>
         <w:rPr>
           <w:rFonts w:eastAsiaTheme="majorEastAsia"/>
@@ -4618,14 +4598,7 @@
         <w:rPr>
           <w:rFonts w:eastAsiaTheme="majorEastAsia"/>
         </w:rPr>
-        <w:t>oise_ratio</w:t>
-      </w:r>
-      <w:proofErr w:type="spellEnd"/>
-      <w:r>
-        <w:rPr>
-          <w:rFonts w:eastAsiaTheme="majorEastAsia"/>
-        </w:rPr>
-        <w:t xml:space="preserve"> = 1</w:t>
+        <w:t>oise_ratio = 1</w:t>
       </w:r>
     </w:p>
     <w:p>
@@ -4653,25 +4626,7 @@
         <w:rPr>
           <w:rFonts w:eastAsiaTheme="majorEastAsia"/>
         </w:rPr>
-        <w:t xml:space="preserve">0, </w:t>
-      </w:r>
-      <w:r>
-        <w:rPr>
-          <w:rFonts w:eastAsiaTheme="majorEastAsia"/>
-        </w:rPr>
-        <w:t>13</w:t>
-      </w:r>
-      <w:r>
-        <w:rPr>
-          <w:rFonts w:eastAsiaTheme="majorEastAsia"/>
-        </w:rPr>
-        <w:t>)</w:t>
-      </w:r>
-      <w:r>
-        <w:rPr>
-          <w:rFonts w:eastAsiaTheme="majorEastAsia"/>
-        </w:rPr>
-        <w:t xml:space="preserve"> = could be [113, 105, 107, 135]</w:t>
+        <w:t>0, 13) = could be [113, 105, 107, 135]</w:t>
       </w:r>
     </w:p>
     <w:p>
@@ -4699,20 +4654,8 @@
           <w:sz w:val="32"/>
           <w:szCs w:val="28"/>
         </w:rPr>
-        <w:t xml:space="preserve">1.2 Software </w:t>
-      </w:r>
-      <w:proofErr w:type="spellStart"/>
-      <w:r>
-        <w:rPr>
-          <w:rFonts w:eastAsiaTheme="majorEastAsia"/>
-          <w:b/>
-          <w:bCs/>
-          <w:sz w:val="32"/>
-          <w:szCs w:val="28"/>
-        </w:rPr>
-        <w:t>Prunibility</w:t>
-      </w:r>
-      <w:proofErr w:type="spellEnd"/>
+        <w:t>1.2 Software Prunibility</w:t>
+      </w:r>
       <w:r>
         <w:rPr>
           <w:rFonts w:eastAsiaTheme="majorEastAsia"/>
@@ -7897,21 +7840,7 @@
         <w:rPr>
           <w:rFonts w:eastAsiaTheme="majorEastAsia"/>
         </w:rPr>
-        <w:t xml:space="preserve"> on 17 </w:t>
-      </w:r>
-      <w:proofErr w:type="spellStart"/>
-      <w:r>
-        <w:rPr>
-          <w:rFonts w:eastAsiaTheme="majorEastAsia"/>
-        </w:rPr>
-        <w:t>prunable</w:t>
-      </w:r>
-      <w:proofErr w:type="spellEnd"/>
-      <w:r>
-        <w:rPr>
-          <w:rFonts w:eastAsiaTheme="majorEastAsia"/>
-        </w:rPr>
-        <w:t xml:space="preserve"> layers.</w:t>
+        <w:t xml:space="preserve"> on 17 prunable layers.</w:t>
       </w:r>
     </w:p>
     <w:p>
@@ -8020,21 +7949,7 @@
         <w:rPr>
           <w:rFonts w:eastAsiaTheme="majorEastAsia"/>
         </w:rPr>
-        <w:t xml:space="preserve">For combination search, start with top 6 SW </w:t>
-      </w:r>
-      <w:proofErr w:type="spellStart"/>
-      <w:r>
-        <w:rPr>
-          <w:rFonts w:eastAsiaTheme="majorEastAsia"/>
-        </w:rPr>
-        <w:t>Prunability</w:t>
-      </w:r>
-      <w:proofErr w:type="spellEnd"/>
-      <w:r>
-        <w:rPr>
-          <w:rFonts w:eastAsiaTheme="majorEastAsia"/>
-        </w:rPr>
-        <w:t xml:space="preserve"> layers:</w:t>
+        <w:t>For combination search, start with top 6 SW Prunability layers:</w:t>
       </w:r>
     </w:p>
     <w:p>
@@ -9920,16 +9835,7 @@
         <w:jc w:val="center"/>
       </w:pPr>
       <w:r>
-        <w:t>Table 1.</w:t>
-      </w:r>
-      <w:r>
-        <w:t>9</w:t>
-      </w:r>
-      <w:r>
-        <w:t xml:space="preserve">: </w:t>
-      </w:r>
-      <w:r>
-        <w:t>U</w:t>
+        <w:t>Table 1.9: U</w:t>
       </w:r>
       <w:r>
         <w:t>nstructured pruning top results by zero parameter percentage</w:t>
@@ -9944,15 +9850,7 @@
     <w:p/>
     <w:p>
       <w:r>
-        <w:t xml:space="preserve">For Tables 1.8 and 1.9, I will update them after using a new equation on SW </w:t>
-      </w:r>
-      <w:proofErr w:type="spellStart"/>
-      <w:r>
-        <w:t>Prunability</w:t>
-      </w:r>
-      <w:proofErr w:type="spellEnd"/>
-      <w:r>
-        <w:t>. Or compare the results with the new combination of targeted layers.</w:t>
+        <w:t>For Tables 1.8 and 1.9, I will update them after using a new equation on SW Prunability. Or compare the results with the new combination of targeted layers.</w:t>
       </w:r>
     </w:p>
     <w:p/>
@@ -10734,21 +10632,7 @@
         <w:rPr>
           <w:rFonts w:eastAsiaTheme="majorEastAsia"/>
         </w:rPr>
-        <w:t xml:space="preserve">At the next step, we shrink the YOLO model to a size that can run independently on the Zynq Processing System (PS). The final step is HW/SW co-design of the full model on the PS and Programmable Logic (PL) of the Zynq </w:t>
-      </w:r>
-      <w:proofErr w:type="spellStart"/>
-      <w:r>
-        <w:rPr>
-          <w:rFonts w:eastAsiaTheme="majorEastAsia"/>
-        </w:rPr>
-        <w:t>SoC.</w:t>
-      </w:r>
-      <w:proofErr w:type="spellEnd"/>
-      <w:r>
-        <w:rPr>
-          <w:rFonts w:eastAsiaTheme="majorEastAsia"/>
-        </w:rPr>
-        <w:t xml:space="preserve"> Fig. 2.1 shows an overview of the final HW/SW co-design.</w:t>
+        <w:t>At the next step, we shrink the YOLO model to a size that can run independently on the Zynq Processing System (PS). The final step is HW/SW co-design of the full model on the PS and Programmable Logic (PL) of the Zynq SoC. Fig. 2.1 shows an overview of the final HW/SW co-design.</w:t>
       </w:r>
     </w:p>
     <w:p>
@@ -10760,7 +10644,7 @@
           <w:noProof/>
         </w:rPr>
         <w:drawing>
-          <wp:inline distT="0" distB="0" distL="0" distR="0" wp14:anchorId="4967F6EE" wp14:editId="08A4C4EE">
+          <wp:inline distT="0" distB="0" distL="0" distR="0" wp14:anchorId="4967F6EE" wp14:editId="245D806D">
             <wp:extent cx="2173184" cy="1648703"/>
             <wp:effectExtent l="0" t="0" r="0" b="8890"/>
             <wp:docPr id="600966660" name="Picture 1"/>
@@ -10913,6 +10797,9 @@
         <w:jc w:val="center"/>
       </w:pPr>
       <w:r>
+        <w:rPr>
+          <w:noProof/>
+        </w:rPr>
         <w:drawing>
           <wp:inline distT="0" distB="0" distL="0" distR="0" wp14:anchorId="0795CFBE" wp14:editId="56FC6E0A">
             <wp:extent cx="896587" cy="3849859"/>
@@ -10950,6 +10837,9 @@
         </w:drawing>
       </w:r>
       <w:r>
+        <w:rPr>
+          <w:noProof/>
+        </w:rPr>
         <w:drawing>
           <wp:inline distT="0" distB="0" distL="0" distR="0" wp14:anchorId="4AA67BFD" wp14:editId="0CCC2877">
             <wp:extent cx="4525413" cy="3850417"/>
@@ -11006,15 +10896,7 @@
       </w:r>
       <w:proofErr w:type="gramEnd"/>
       <w:r>
-        <w:t xml:space="preserve"> (the whole graph is huge). We can see the layers, such as convolution and </w:t>
-      </w:r>
-      <w:proofErr w:type="spellStart"/>
-      <w:r>
-        <w:t>concat</w:t>
-      </w:r>
-      <w:proofErr w:type="spellEnd"/>
-      <w:r>
-        <w:t>, in the graph.</w:t>
+        <w:t xml:space="preserve"> (the whole graph is huge). We can see the layers, such as convolution and concat, in the graph.</w:t>
       </w:r>
     </w:p>
     <w:p/>
